--- a/paper/manuscript-05182026/Manuscript-V1-HZ.docx
+++ b/paper/manuscript-05182026/Manuscript-V1-HZ.docx
@@ -96,33 +96,325 @@
         <w:rPr>
           <w:rFonts w:ascii="Arial" w:hAnsi="Arial" w:cs="Arial"/>
         </w:rPr>
+        <w:t xml:space="preserve"> is a mutual-information-based framework for cell clustering, cell-type-specific transcription-factor / signaling-protein network inference, and hidden-driver identification from single-cell transcriptomic data. Its companion portal</w:t>
+      </w:r>
+      <w:r>
+        <w:rPr>
+          <w:rFonts w:ascii="Arial" w:hAnsi="Arial" w:cs="Arial"/>
+        </w:rPr>
         <w:t xml:space="preserve"> </w:t>
       </w:r>
       <w:r>
         <w:rPr>
           <w:rFonts w:ascii="Arial" w:hAnsi="Arial" w:cs="Arial"/>
         </w:rPr>
-        <w:t xml:space="preserve">is </w:t>
-      </w:r>
-      <w:r>
-        <w:rPr>
-          <w:rFonts w:ascii="Arial" w:hAnsi="Arial" w:cs="Arial"/>
-        </w:rPr>
-        <w:t xml:space="preserve">a mutual-information-based framework for cell clustering, cell-type-specific transcription-factor / </w:t>
-      </w:r>
-      <w:r>
-        <w:rPr>
-          <w:rFonts w:ascii="Arial" w:hAnsi="Arial" w:cs="Arial"/>
-        </w:rPr>
-        <w:t>signaling</w:t>
-      </w:r>
-      <w:r>
-        <w:rPr>
-          <w:rFonts w:ascii="Arial" w:hAnsi="Arial" w:cs="Arial"/>
-        </w:rPr>
-        <w:t>-protein network inference, and hidden-driver identification from single-cell transcriptomic data. Its companion portal (</w:t>
+        <w:t>provides interactive visualization on network access and centralized hosting, which is incompatible with sensitive datasets, air-gapped HPC clusters, and multi-study labs that want a local source of truth.</w:t>
+      </w:r>
+    </w:p>
+    <w:p>
+      <w:pPr>
+        <w:pStyle w:val="FirstParagraph"/>
+        <w:spacing w:line="276" w:lineRule="auto"/>
+        <w:rPr>
+          <w:rFonts w:ascii="Arial" w:hAnsi="Arial" w:cs="Arial"/>
+        </w:rPr>
+      </w:pPr>
+      <w:r>
+        <w:rPr>
+          <w:rFonts w:ascii="Arial" w:hAnsi="Arial" w:cs="Arial"/>
+          <w:b/>
+          <w:bCs/>
+        </w:rPr>
+        <w:t>Results</w:t>
+      </w:r>
+      <w:r>
+        <w:rPr>
+          <w:rFonts w:ascii="Arial" w:hAnsi="Arial" w:cs="Arial"/>
+        </w:rPr>
+        <w:t xml:space="preserve">: We present </w:t>
+      </w:r>
+      <w:proofErr w:type="spellStart"/>
+      <w:r>
+        <w:rPr>
+          <w:rFonts w:ascii="Arial" w:hAnsi="Arial" w:cs="Arial"/>
+        </w:rPr>
+        <w:t>scMINER</w:t>
+      </w:r>
+      <w:proofErr w:type="spellEnd"/>
+      <w:r>
+        <w:rPr>
+          <w:rFonts w:ascii="Arial" w:hAnsi="Arial" w:cs="Arial"/>
+        </w:rPr>
+        <w:t xml:space="preserve"> Viewer, an end-to-end offline toolkit comprising (1) a YAML-driven data-preparation module that converts the raw </w:t>
+      </w:r>
+      <w:proofErr w:type="spellStart"/>
+      <w:r>
+        <w:rPr>
+          <w:rFonts w:ascii="Arial" w:hAnsi="Arial" w:cs="Arial"/>
+        </w:rPr>
+        <w:t>scMINER</w:t>
+      </w:r>
+      <w:proofErr w:type="spellEnd"/>
+      <w:r>
+        <w:rPr>
+          <w:rFonts w:ascii="Arial" w:hAnsi="Arial" w:cs="Arial"/>
+        </w:rPr>
+        <w:t xml:space="preserve"> outputs</w:t>
+      </w:r>
+      <w:r>
+        <w:rPr>
+          <w:rFonts w:ascii="Arial" w:hAnsi="Arial" w:cs="Arial"/>
+        </w:rPr>
+        <w:t xml:space="preserve">: </w:t>
+      </w:r>
+      <w:proofErr w:type="spellStart"/>
+      <w:r>
+        <w:rPr>
+          <w:rFonts w:ascii="Arial" w:hAnsi="Arial" w:cs="Arial"/>
+        </w:rPr>
+        <w:t>Biobase</w:t>
+      </w:r>
+      <w:proofErr w:type="spellEnd"/>
+      <w:r>
+        <w:rPr>
+          <w:rFonts w:ascii="Arial" w:hAnsi="Arial" w:cs="Arial"/>
+        </w:rPr>
+        <w:t xml:space="preserve"> </w:t>
+      </w:r>
+      <w:proofErr w:type="spellStart"/>
+      <w:r>
+        <w:rPr>
+          <w:rStyle w:val="VerbatimChar"/>
+          <w:rFonts w:ascii="Arial" w:hAnsi="Arial" w:cs="Arial"/>
+          <w:sz w:val="24"/>
+        </w:rPr>
+        <w:t>ExpressionSet</w:t>
+      </w:r>
+      <w:r>
+        <w:rPr>
+          <w:rFonts w:ascii="Arial" w:hAnsi="Arial" w:cs="Arial"/>
+        </w:rPr>
+        <w:t>s</w:t>
+      </w:r>
+      <w:proofErr w:type="spellEnd"/>
+      <w:r>
+        <w:rPr>
+          <w:rFonts w:ascii="Arial" w:hAnsi="Arial" w:cs="Arial"/>
+        </w:rPr>
+        <w:t xml:space="preserve"> for expression and activity matrices plus the </w:t>
+      </w:r>
+      <w:proofErr w:type="spellStart"/>
+      <w:r>
+        <w:rPr>
+          <w:rFonts w:ascii="Arial" w:hAnsi="Arial" w:cs="Arial"/>
+        </w:rPr>
+        <w:t>SJARACNe</w:t>
+      </w:r>
+      <w:proofErr w:type="spellEnd"/>
+      <w:r>
+        <w:rPr>
+          <w:rFonts w:ascii="Arial" w:hAnsi="Arial" w:cs="Arial"/>
+        </w:rPr>
+        <w:t xml:space="preserve"> networks into a shared lazy artifact, and (2) two sibling viewer packages (R, Python) that consume that artifact. Both viewers serve a Shiny / Shiny-for-Python </w:t>
+      </w:r>
+      <w:proofErr w:type="spellStart"/>
+      <w:r>
+        <w:rPr>
+          <w:rFonts w:ascii="Arial" w:hAnsi="Arial" w:cs="Arial"/>
+        </w:rPr>
+        <w:t>webui</w:t>
+      </w:r>
+      <w:proofErr w:type="spellEnd"/>
+      <w:r>
+        <w:rPr>
+          <w:rFonts w:ascii="Arial" w:hAnsi="Arial" w:cs="Arial"/>
+        </w:rPr>
+        <w:t xml:space="preserve"> matching the </w:t>
+      </w:r>
+      <w:proofErr w:type="spellStart"/>
+      <w:r>
+        <w:rPr>
+          <w:rFonts w:ascii="Arial" w:hAnsi="Arial" w:cs="Arial"/>
+        </w:rPr>
+        <w:t>scMINER</w:t>
+      </w:r>
+      <w:proofErr w:type="spellEnd"/>
+      <w:r>
+        <w:rPr>
+          <w:rFonts w:ascii="Arial" w:hAnsi="Arial" w:cs="Arial"/>
+        </w:rPr>
+        <w:t xml:space="preserve"> Portal layout, plus a card-grid multi-study browser. </w:t>
+      </w:r>
+    </w:p>
+    <w:bookmarkEnd w:id="0"/>
+    <w:p>
+      <w:pPr>
+        <w:pStyle w:val="BodyText"/>
+        <w:spacing w:line="276" w:lineRule="auto"/>
+        <w:rPr>
+          <w:rFonts w:ascii="Arial" w:hAnsi="Arial" w:cs="Arial"/>
+        </w:rPr>
+      </w:pPr>
+      <w:r>
+        <w:rPr>
+          <w:rFonts w:ascii="Arial" w:hAnsi="Arial" w:cs="Arial"/>
+          <w:b/>
+          <w:bCs/>
+        </w:rPr>
+        <w:t>Availability and implementation</w:t>
+      </w:r>
+      <w:r>
+        <w:rPr>
+          <w:rFonts w:ascii="Arial" w:hAnsi="Arial" w:cs="Arial"/>
+        </w:rPr>
+        <w:t xml:space="preserve">: Apache-2.0–licensed R package and Python package, </w:t>
+      </w:r>
+      <w:proofErr w:type="spellStart"/>
+      <w:r>
+        <w:rPr>
+          <w:rFonts w:ascii="Arial" w:hAnsi="Arial" w:cs="Arial"/>
+        </w:rPr>
+        <w:t>bookdown</w:t>
+      </w:r>
+      <w:proofErr w:type="spellEnd"/>
+      <w:r>
+        <w:rPr>
+          <w:rFonts w:ascii="Arial" w:hAnsi="Arial" w:cs="Arial"/>
+        </w:rPr>
+        <w:t xml:space="preserve"> user guide, and reproducible benchmarks at </w:t>
       </w:r>
       <w:hyperlink r:id="rId7" w:history="1">
+        <w:r>
+          <w:rPr>
+            <w:rStyle w:val="Hyperlink"/>
+            <w:rFonts w:ascii="Arial" w:hAnsi="Arial" w:cs="Arial"/>
+            <w:u w:val="single"/>
+          </w:rPr>
+          <w:t>https://github.com/jyyulab/scMINER-Viewer</w:t>
+        </w:r>
+      </w:hyperlink>
+      <w:r>
+        <w:rPr>
+          <w:rFonts w:ascii="Arial" w:hAnsi="Arial" w:cs="Arial"/>
+        </w:rPr>
+        <w:t>.</w:t>
+      </w:r>
+    </w:p>
+    <w:p>
+      <w:pPr>
+        <w:spacing w:line="276" w:lineRule="auto"/>
+        <w:rPr>
+          <w:rFonts w:ascii="Arial" w:hAnsi="Arial" w:cs="Arial"/>
+        </w:rPr>
+      </w:pPr>
+    </w:p>
+    <w:p>
+      <w:pPr>
+        <w:spacing w:line="276" w:lineRule="auto"/>
+        <w:rPr>
+          <w:rFonts w:ascii="Arial" w:hAnsi="Arial" w:cs="Arial"/>
+          <w:b/>
+          <w:bCs/>
+        </w:rPr>
+      </w:pPr>
+      <w:r>
+        <w:rPr>
+          <w:rFonts w:ascii="Arial" w:hAnsi="Arial" w:cs="Arial"/>
+          <w:b/>
+          <w:bCs/>
+        </w:rPr>
+        <w:t>1. Introduction</w:t>
+      </w:r>
+    </w:p>
+    <w:p>
+      <w:pPr>
+        <w:pStyle w:val="FirstParagraph"/>
+        <w:spacing w:line="276" w:lineRule="auto"/>
+        <w:rPr>
+          <w:rFonts w:ascii="Arial" w:hAnsi="Arial" w:cs="Arial"/>
+        </w:rPr>
+      </w:pPr>
+      <w:proofErr w:type="spellStart"/>
+      <w:r>
+        <w:rPr>
+          <w:rFonts w:ascii="Arial" w:hAnsi="Arial" w:cs="Arial"/>
+        </w:rPr>
+        <w:t>scMINER</w:t>
+      </w:r>
+      <w:proofErr w:type="spellEnd"/>
+      <w:r>
+        <w:rPr>
+          <w:rFonts w:ascii="Arial" w:hAnsi="Arial" w:cs="Arial"/>
+        </w:rPr>
+        <w:t xml:space="preserve"> is a mutual-information–based framework that simultaneously addresses two long-standing problems in single-cell transcriptomic analysis: accurate clustering (MICA</w:t>
+      </w:r>
+      <w:r>
+        <w:rPr>
+          <w:rFonts w:ascii="Arial" w:hAnsi="Arial" w:cs="Arial"/>
+        </w:rPr>
+        <w:t xml:space="preserve">: </w:t>
+      </w:r>
+      <w:r>
+        <w:rPr>
+          <w:rFonts w:ascii="Arial" w:hAnsi="Arial" w:cs="Arial"/>
+        </w:rPr>
+        <w:t>Mutual Information-based Clustering Analysis) and cell-type-specific gene regulatory network inference (a re-</w:t>
+      </w:r>
+      <w:proofErr w:type="spellStart"/>
+      <w:r>
+        <w:rPr>
+          <w:rFonts w:ascii="Arial" w:hAnsi="Arial" w:cs="Arial"/>
+        </w:rPr>
+        <w:t>parameterised</w:t>
+      </w:r>
+      <w:proofErr w:type="spellEnd"/>
+      <w:r>
+        <w:rPr>
+          <w:rFonts w:ascii="Arial" w:hAnsi="Arial" w:cs="Arial"/>
+        </w:rPr>
+        <w:t xml:space="preserve"> </w:t>
+      </w:r>
+      <w:proofErr w:type="spellStart"/>
+      <w:r>
+        <w:rPr>
+          <w:rFonts w:ascii="Arial" w:hAnsi="Arial" w:cs="Arial"/>
+        </w:rPr>
+        <w:t>SJARACNe</w:t>
+      </w:r>
+      <w:proofErr w:type="spellEnd"/>
+      <w:r>
+        <w:rPr>
+          <w:rFonts w:ascii="Arial" w:hAnsi="Arial" w:cs="Arial"/>
+        </w:rPr>
+        <w:t xml:space="preserve">). The framework’s outputs include UMAP coordinates, per- cluster transcription-factor (TF) and signaling-protein (SIG) network edges, and hidden-driver activity profiles. These artefacts are typically browsed through the </w:t>
+      </w:r>
+      <w:proofErr w:type="spellStart"/>
+      <w:r>
+        <w:rPr>
+          <w:rFonts w:ascii="Arial" w:hAnsi="Arial" w:cs="Arial"/>
+        </w:rPr>
+        <w:t>scMINER</w:t>
+      </w:r>
+      <w:proofErr w:type="spellEnd"/>
+      <w:r>
+        <w:rPr>
+          <w:rFonts w:ascii="Arial" w:hAnsi="Arial" w:cs="Arial"/>
+        </w:rPr>
+        <w:t xml:space="preserve"> Portal</w:t>
+      </w:r>
+      <w:r>
+        <w:rPr>
+          <w:rFonts w:ascii="Arial" w:hAnsi="Arial" w:cs="Arial"/>
+        </w:rPr>
+        <w:t xml:space="preserve">, </w:t>
+      </w:r>
+      <w:r>
+        <w:rPr>
+          <w:rFonts w:ascii="Arial" w:hAnsi="Arial" w:cs="Arial"/>
+        </w:rPr>
+        <w:t xml:space="preserve">an interactive web application backed by a Neo4j graph database at </w:t>
+      </w:r>
+      <w:hyperlink r:id="rId8" w:history="1">
         <w:r>
           <w:rPr>
             <w:rStyle w:val="Hyperlink"/>
@@ -136,398 +428,6 @@
         <w:rPr>
           <w:rFonts w:ascii="Arial" w:hAnsi="Arial" w:cs="Arial"/>
         </w:rPr>
-        <w:t xml:space="preserve">) provides interactive </w:t>
-      </w:r>
-      <w:r>
-        <w:rPr>
-          <w:rFonts w:ascii="Arial" w:hAnsi="Arial" w:cs="Arial"/>
-        </w:rPr>
-        <w:t xml:space="preserve">visualization </w:t>
-      </w:r>
-      <w:r>
-        <w:rPr>
-          <w:rFonts w:ascii="Arial" w:hAnsi="Arial" w:cs="Arial"/>
-        </w:rPr>
-        <w:t xml:space="preserve">on network access and </w:t>
-      </w:r>
-      <w:r>
-        <w:rPr>
-          <w:rFonts w:ascii="Arial" w:hAnsi="Arial" w:cs="Arial"/>
-        </w:rPr>
-        <w:t>centralized</w:t>
-      </w:r>
-      <w:r>
-        <w:rPr>
-          <w:rFonts w:ascii="Arial" w:hAnsi="Arial" w:cs="Arial"/>
-        </w:rPr>
-        <w:t xml:space="preserve"> hosting</w:t>
-      </w:r>
-      <w:r>
-        <w:rPr>
-          <w:rFonts w:ascii="Arial" w:hAnsi="Arial" w:cs="Arial"/>
-        </w:rPr>
-        <w:t xml:space="preserve">, </w:t>
-      </w:r>
-      <w:r>
-        <w:rPr>
-          <w:rFonts w:ascii="Arial" w:hAnsi="Arial" w:cs="Arial"/>
-        </w:rPr>
-        <w:t>which is incompatible with sensitive datasets, air-gapped HPC clusters, and multi-study labs that want a local source of truth.</w:t>
-      </w:r>
-    </w:p>
-    <w:p>
-      <w:pPr>
-        <w:pStyle w:val="FirstParagraph"/>
-        <w:spacing w:line="276" w:lineRule="auto"/>
-        <w:rPr>
-          <w:rFonts w:ascii="Arial" w:hAnsi="Arial" w:cs="Arial"/>
-        </w:rPr>
-      </w:pPr>
-      <w:r>
-        <w:rPr>
-          <w:rFonts w:ascii="Arial" w:hAnsi="Arial" w:cs="Arial"/>
-          <w:b/>
-          <w:bCs/>
-        </w:rPr>
-        <w:t>Results</w:t>
-      </w:r>
-      <w:r>
-        <w:rPr>
-          <w:rFonts w:ascii="Arial" w:hAnsi="Arial" w:cs="Arial"/>
-        </w:rPr>
-        <w:t xml:space="preserve">: </w:t>
-      </w:r>
-      <w:r>
-        <w:rPr>
-          <w:rFonts w:ascii="Arial" w:hAnsi="Arial" w:cs="Arial"/>
-        </w:rPr>
-        <w:t xml:space="preserve">We present </w:t>
-      </w:r>
-      <w:proofErr w:type="spellStart"/>
-      <w:r>
-        <w:rPr>
-          <w:rFonts w:ascii="Arial" w:hAnsi="Arial" w:cs="Arial"/>
-        </w:rPr>
-        <w:t>scMINER</w:t>
-      </w:r>
-      <w:proofErr w:type="spellEnd"/>
-      <w:r>
-        <w:rPr>
-          <w:rFonts w:ascii="Arial" w:hAnsi="Arial" w:cs="Arial"/>
-        </w:rPr>
-        <w:t xml:space="preserve"> Viewer, an end-to-end offline toolkit comprising (1) a YAML-driven data-preparation module that converts the raw </w:t>
-      </w:r>
-      <w:proofErr w:type="spellStart"/>
-      <w:r>
-        <w:rPr>
-          <w:rFonts w:ascii="Arial" w:hAnsi="Arial" w:cs="Arial"/>
-        </w:rPr>
-        <w:t>scMINER</w:t>
-      </w:r>
-      <w:proofErr w:type="spellEnd"/>
-      <w:r>
-        <w:rPr>
-          <w:rFonts w:ascii="Arial" w:hAnsi="Arial" w:cs="Arial"/>
-        </w:rPr>
-        <w:t xml:space="preserve"> outputs — </w:t>
-      </w:r>
-      <w:proofErr w:type="spellStart"/>
-      <w:r>
-        <w:rPr>
-          <w:rFonts w:ascii="Arial" w:hAnsi="Arial" w:cs="Arial"/>
-        </w:rPr>
-        <w:t>Biobase</w:t>
-      </w:r>
-      <w:proofErr w:type="spellEnd"/>
-      <w:r>
-        <w:rPr>
-          <w:rFonts w:ascii="Arial" w:hAnsi="Arial" w:cs="Arial"/>
-        </w:rPr>
-        <w:t xml:space="preserve"> </w:t>
-      </w:r>
-      <w:proofErr w:type="spellStart"/>
-      <w:r>
-        <w:rPr>
-          <w:rStyle w:val="VerbatimChar"/>
-          <w:rFonts w:ascii="Arial" w:hAnsi="Arial" w:cs="Arial"/>
-          <w:sz w:val="24"/>
-        </w:rPr>
-        <w:t>ExpressionSet</w:t>
-      </w:r>
-      <w:r>
-        <w:rPr>
-          <w:rFonts w:ascii="Arial" w:hAnsi="Arial" w:cs="Arial"/>
-        </w:rPr>
-        <w:t>s</w:t>
-      </w:r>
-      <w:proofErr w:type="spellEnd"/>
-      <w:r>
-        <w:rPr>
-          <w:rFonts w:ascii="Arial" w:hAnsi="Arial" w:cs="Arial"/>
-        </w:rPr>
-        <w:t xml:space="preserve"> for expression and activity matrices plus the </w:t>
-      </w:r>
-      <w:proofErr w:type="spellStart"/>
-      <w:r>
-        <w:rPr>
-          <w:rFonts w:ascii="Arial" w:hAnsi="Arial" w:cs="Arial"/>
-        </w:rPr>
-        <w:t>SJARACNe</w:t>
-      </w:r>
-      <w:proofErr w:type="spellEnd"/>
-      <w:r>
-        <w:rPr>
-          <w:rFonts w:ascii="Arial" w:hAnsi="Arial" w:cs="Arial"/>
-        </w:rPr>
-        <w:t xml:space="preserve"> networks into a shared lazy artifact, and (2) two sibling viewer packages (R, Python) that consume that artifact. Both viewers serve a Shiny / Shiny-for-Python </w:t>
-      </w:r>
-      <w:proofErr w:type="spellStart"/>
-      <w:r>
-        <w:rPr>
-          <w:rFonts w:ascii="Arial" w:hAnsi="Arial" w:cs="Arial"/>
-        </w:rPr>
-        <w:t>webui</w:t>
-      </w:r>
-      <w:proofErr w:type="spellEnd"/>
-      <w:r>
-        <w:rPr>
-          <w:rFonts w:ascii="Arial" w:hAnsi="Arial" w:cs="Arial"/>
-        </w:rPr>
-        <w:t xml:space="preserve"> matching the </w:t>
-      </w:r>
-      <w:proofErr w:type="spellStart"/>
-      <w:r>
-        <w:rPr>
-          <w:rFonts w:ascii="Arial" w:hAnsi="Arial" w:cs="Arial"/>
-        </w:rPr>
-        <w:t>scMINER</w:t>
-      </w:r>
-      <w:proofErr w:type="spellEnd"/>
-      <w:r>
-        <w:rPr>
-          <w:rFonts w:ascii="Arial" w:hAnsi="Arial" w:cs="Arial"/>
-        </w:rPr>
-        <w:t xml:space="preserve"> Portal layout, plus a card-grid multi-study browser. </w:t>
-      </w:r>
-    </w:p>
-    <w:bookmarkEnd w:id="0"/>
-    <w:p>
-      <w:pPr>
-        <w:pStyle w:val="BodyText"/>
-        <w:spacing w:line="276" w:lineRule="auto"/>
-        <w:rPr>
-          <w:rFonts w:ascii="Arial" w:hAnsi="Arial" w:cs="Arial"/>
-        </w:rPr>
-      </w:pPr>
-      <w:r>
-        <w:rPr>
-          <w:rFonts w:ascii="Arial" w:hAnsi="Arial" w:cs="Arial"/>
-          <w:b/>
-          <w:bCs/>
-        </w:rPr>
-        <w:t>Availability and implementation</w:t>
-      </w:r>
-      <w:r>
-        <w:rPr>
-          <w:rFonts w:ascii="Arial" w:hAnsi="Arial" w:cs="Arial"/>
-        </w:rPr>
-        <w:t>: Apache-2.0–licensed</w:t>
-      </w:r>
-      <w:r>
-        <w:rPr>
-          <w:rFonts w:ascii="Arial" w:hAnsi="Arial" w:cs="Arial"/>
-        </w:rPr>
-        <w:t xml:space="preserve"> </w:t>
-      </w:r>
-      <w:r>
-        <w:rPr>
-          <w:rFonts w:ascii="Arial" w:hAnsi="Arial" w:cs="Arial"/>
-        </w:rPr>
-        <w:t xml:space="preserve">R package </w:t>
-      </w:r>
-      <w:r>
-        <w:rPr>
-          <w:rFonts w:ascii="Arial" w:hAnsi="Arial" w:cs="Arial"/>
-        </w:rPr>
-        <w:t xml:space="preserve">and </w:t>
-      </w:r>
-      <w:r>
-        <w:rPr>
-          <w:rFonts w:ascii="Arial" w:hAnsi="Arial" w:cs="Arial"/>
-        </w:rPr>
-        <w:t xml:space="preserve">Python package, </w:t>
-      </w:r>
-      <w:proofErr w:type="spellStart"/>
-      <w:r>
-        <w:rPr>
-          <w:rFonts w:ascii="Arial" w:hAnsi="Arial" w:cs="Arial"/>
-        </w:rPr>
-        <w:t>bookdown</w:t>
-      </w:r>
-      <w:proofErr w:type="spellEnd"/>
-      <w:r>
-        <w:rPr>
-          <w:rFonts w:ascii="Arial" w:hAnsi="Arial" w:cs="Arial"/>
-        </w:rPr>
-        <w:t xml:space="preserve"> user guide, and reproducible benchmarks at </w:t>
-      </w:r>
-      <w:hyperlink r:id="rId8" w:history="1">
-        <w:r>
-          <w:rPr>
-            <w:rStyle w:val="Hyperlink"/>
-            <w:rFonts w:ascii="Arial" w:hAnsi="Arial" w:cs="Arial"/>
-            <w:u w:val="single"/>
-          </w:rPr>
-          <w:t>https://github.com/jyyulab/scMINER-Viewer</w:t>
-        </w:r>
-      </w:hyperlink>
-      <w:r>
-        <w:rPr>
-          <w:rFonts w:ascii="Arial" w:hAnsi="Arial" w:cs="Arial"/>
-        </w:rPr>
-        <w:t>.</w:t>
-      </w:r>
-    </w:p>
-    <w:p>
-      <w:pPr>
-        <w:spacing w:line="276" w:lineRule="auto"/>
-        <w:rPr>
-          <w:rFonts w:ascii="Arial" w:hAnsi="Arial" w:cs="Arial"/>
-        </w:rPr>
-      </w:pPr>
-    </w:p>
-    <w:p>
-      <w:pPr>
-        <w:spacing w:line="276" w:lineRule="auto"/>
-        <w:rPr>
-          <w:rFonts w:ascii="Arial" w:hAnsi="Arial" w:cs="Arial"/>
-          <w:b/>
-          <w:bCs/>
-        </w:rPr>
-      </w:pPr>
-      <w:r>
-        <w:rPr>
-          <w:rFonts w:ascii="Arial" w:hAnsi="Arial" w:cs="Arial"/>
-          <w:b/>
-          <w:bCs/>
-        </w:rPr>
-        <w:t>1. Introduction</w:t>
-      </w:r>
-    </w:p>
-    <w:p>
-      <w:pPr>
-        <w:pStyle w:val="FirstParagraph"/>
-        <w:spacing w:line="276" w:lineRule="auto"/>
-        <w:rPr>
-          <w:rFonts w:ascii="Arial" w:hAnsi="Arial" w:cs="Arial"/>
-        </w:rPr>
-      </w:pPr>
-      <w:proofErr w:type="spellStart"/>
-      <w:r>
-        <w:rPr>
-          <w:rFonts w:ascii="Arial" w:hAnsi="Arial" w:cs="Arial"/>
-        </w:rPr>
-        <w:t>scMINER</w:t>
-      </w:r>
-      <w:proofErr w:type="spellEnd"/>
-      <w:r>
-        <w:rPr>
-          <w:rFonts w:ascii="Arial" w:hAnsi="Arial" w:cs="Arial"/>
-        </w:rPr>
-        <w:t xml:space="preserve"> is a mutual-information–based framework that simultaneously addresses two long-standing problems in single-cell transcriptomic analysis: accurate clustering (MICA</w:t>
-      </w:r>
-      <w:r>
-        <w:rPr>
-          <w:rFonts w:ascii="Arial" w:hAnsi="Arial" w:cs="Arial"/>
-        </w:rPr>
-        <w:t xml:space="preserve">: </w:t>
-      </w:r>
-      <w:r>
-        <w:rPr>
-          <w:rFonts w:ascii="Arial" w:hAnsi="Arial" w:cs="Arial"/>
-        </w:rPr>
-        <w:t>Mutual Information-based Clustering Analysis) and cell-type-specific gene regulatory network inference (a re-</w:t>
-      </w:r>
-      <w:proofErr w:type="spellStart"/>
-      <w:r>
-        <w:rPr>
-          <w:rFonts w:ascii="Arial" w:hAnsi="Arial" w:cs="Arial"/>
-        </w:rPr>
-        <w:t>parameterised</w:t>
-      </w:r>
-      <w:proofErr w:type="spellEnd"/>
-      <w:r>
-        <w:rPr>
-          <w:rFonts w:ascii="Arial" w:hAnsi="Arial" w:cs="Arial"/>
-        </w:rPr>
-        <w:t xml:space="preserve"> </w:t>
-      </w:r>
-      <w:proofErr w:type="spellStart"/>
-      <w:r>
-        <w:rPr>
-          <w:rFonts w:ascii="Arial" w:hAnsi="Arial" w:cs="Arial"/>
-        </w:rPr>
-        <w:t>SJARACNe</w:t>
-      </w:r>
-      <w:proofErr w:type="spellEnd"/>
-      <w:r>
-        <w:rPr>
-          <w:rFonts w:ascii="Arial" w:hAnsi="Arial" w:cs="Arial"/>
-        </w:rPr>
-        <w:t xml:space="preserve">). The framework’s outputs include UMAP coordinates, per- cluster transcription-factor (TF) and </w:t>
-      </w:r>
-      <w:r>
-        <w:rPr>
-          <w:rFonts w:ascii="Arial" w:hAnsi="Arial" w:cs="Arial"/>
-        </w:rPr>
-        <w:t>signaling</w:t>
-      </w:r>
-      <w:r>
-        <w:rPr>
-          <w:rFonts w:ascii="Arial" w:hAnsi="Arial" w:cs="Arial"/>
-        </w:rPr>
-        <w:t xml:space="preserve">-protein (SIG) network edges, and hidden-driver activity profiles. These artefacts are typically browsed through the </w:t>
-      </w:r>
-      <w:proofErr w:type="spellStart"/>
-      <w:r>
-        <w:rPr>
-          <w:rFonts w:ascii="Arial" w:hAnsi="Arial" w:cs="Arial"/>
-        </w:rPr>
-        <w:t>scMINER</w:t>
-      </w:r>
-      <w:proofErr w:type="spellEnd"/>
-      <w:r>
-        <w:rPr>
-          <w:rFonts w:ascii="Arial" w:hAnsi="Arial" w:cs="Arial"/>
-        </w:rPr>
-        <w:t xml:space="preserve"> Portal</w:t>
-      </w:r>
-      <w:r>
-        <w:rPr>
-          <w:rFonts w:ascii="Arial" w:hAnsi="Arial" w:cs="Arial"/>
-        </w:rPr>
-        <w:t xml:space="preserve">, </w:t>
-      </w:r>
-      <w:r>
-        <w:rPr>
-          <w:rFonts w:ascii="Arial" w:hAnsi="Arial" w:cs="Arial"/>
-        </w:rPr>
-        <w:t xml:space="preserve">an interactive web application backed by a Neo4j graph database at </w:t>
-      </w:r>
-      <w:hyperlink r:id="rId9" w:history="1">
-        <w:r>
-          <w:rPr>
-            <w:rStyle w:val="Hyperlink"/>
-            <w:rFonts w:ascii="Arial" w:hAnsi="Arial" w:cs="Arial"/>
-            <w:u w:val="single"/>
-          </w:rPr>
-          <w:t>https://scminer.stjude.org</w:t>
-        </w:r>
-      </w:hyperlink>
-      <w:r>
-        <w:rPr>
-          <w:rFonts w:ascii="Arial" w:hAnsi="Arial" w:cs="Arial"/>
-        </w:rPr>
         <w:t>.</w:t>
       </w:r>
     </w:p>
@@ -797,10 +697,10 @@
           <w:noProof/>
         </w:rPr>
         <w:drawing>
-          <wp:inline distT="0" distB="0" distL="0" distR="0" wp14:anchorId="76E4C172" wp14:editId="6AF6BB3F">
+          <wp:inline distT="0" distB="0" distL="0" distR="0" wp14:anchorId="5E26767D" wp14:editId="617856A7">
             <wp:extent cx="5943600" cy="2703195"/>
             <wp:effectExtent l="0" t="0" r="0" b="1905"/>
-            <wp:docPr id="2132760595" name="Picture 6"/>
+            <wp:docPr id="24046795" name="Picture 4"/>
             <wp:cNvGraphicFramePr>
               <a:graphicFrameLocks xmlns:a="http://schemas.openxmlformats.org/drawingml/2006/main" noChangeAspect="1"/>
             </wp:cNvGraphicFramePr>
@@ -808,11 +708,11 @@
               <a:graphicData uri="http://schemas.openxmlformats.org/drawingml/2006/picture">
                 <pic:pic xmlns:pic="http://schemas.openxmlformats.org/drawingml/2006/picture">
                   <pic:nvPicPr>
-                    <pic:cNvPr id="2132760595" name="Picture 2132760595"/>
+                    <pic:cNvPr id="24046795" name="Picture 24046795"/>
                     <pic:cNvPicPr/>
                   </pic:nvPicPr>
                   <pic:blipFill>
-                    <a:blip r:embed="rId10"/>
+                    <a:blip r:embed="rId9"/>
                     <a:stretch>
                       <a:fillRect/>
                     </a:stretch>
@@ -1218,13 +1118,7 @@
         <w:rPr>
           <w:rFonts w:ascii="Arial" w:hAnsi="Arial" w:cs="Arial"/>
         </w:rPr>
-        <w:t xml:space="preserve"> patterns and lists each bundle's metadata. The lazy contract is preserved — matrix indexes are read only on click-through.</w:t>
-      </w:r>
-      <w:r>
-        <w:rPr>
-          <w:rFonts w:ascii="Arial" w:hAnsi="Arial" w:cs="Arial"/>
-        </w:rPr>
-        <w:t xml:space="preserve"> </w:t>
+        <w:t xml:space="preserve"> patterns and lists each bundle's metadata. The lazy contract is preserved — matrix indexes are read only on click-through. </w:t>
       </w:r>
       <w:r>
         <w:rPr>
@@ -1618,13 +1512,7 @@
           <w:rFonts w:ascii="Arial" w:hAnsi="Arial" w:cs="Arial"/>
         </w:rPr>
         <w:lastRenderedPageBreak/>
-        <w:t>networks input.</w:t>
-      </w:r>
-      <w:r>
-        <w:rPr>
-          <w:rFonts w:ascii="Arial" w:hAnsi="Arial" w:cs="Arial"/>
-        </w:rPr>
-        <w:t xml:space="preserve"> </w:t>
+        <w:t xml:space="preserve">networks input. </w:t>
       </w:r>
       <w:r>
         <w:rPr>
@@ -1723,7 +1611,23 @@
           <w:kern w:val="0"/>
           <w14:ligatures w14:val="none"/>
         </w:rPr>
-        <w:t xml:space="preserve">() call consumes per-study raw inputs and writes a shared lazy artifact — one HDF5 bundle plus a per-gene </w:t>
+        <w:t>() call consumes per-study raw inputs and writes a shared lazy artifact</w:t>
+      </w:r>
+      <w:r>
+        <w:rPr>
+          <w:rFonts w:ascii="Arial" w:hAnsi="Arial" w:cs="Arial"/>
+          <w:kern w:val="0"/>
+          <w14:ligatures w14:val="none"/>
+        </w:rPr>
+        <w:t xml:space="preserve">: </w:t>
+      </w:r>
+      <w:r>
+        <w:rPr>
+          <w:rFonts w:ascii="Arial" w:hAnsi="Arial" w:cs="Arial"/>
+          <w:kern w:val="0"/>
+          <w14:ligatures w14:val="none"/>
+        </w:rPr>
+        <w:t xml:space="preserve">one HDF5 bundle plus a per-gene </w:t>
       </w:r>
       <w:proofErr w:type="spellStart"/>
       <w:r>
@@ -1741,23 +1645,7 @@
           <w:kern w:val="0"/>
           <w14:ligatures w14:val="none"/>
         </w:rPr>
-        <w:t xml:space="preserve"> shard tree</w:t>
-      </w:r>
-      <w:r>
-        <w:rPr>
-          <w:rFonts w:ascii="Arial" w:hAnsi="Arial" w:cs="Arial"/>
-          <w:kern w:val="0"/>
-          <w14:ligatures w14:val="none"/>
-        </w:rPr>
-        <w:t xml:space="preserve">, </w:t>
-      </w:r>
-      <w:r>
-        <w:rPr>
-          <w:rFonts w:ascii="Arial" w:hAnsi="Arial" w:cs="Arial"/>
-          <w:kern w:val="0"/>
-          <w14:ligatures w14:val="none"/>
-        </w:rPr>
-        <w:t xml:space="preserve">that two sibling consumer packages (R </w:t>
+        <w:t xml:space="preserve"> shard tree, that two sibling consumer packages (R </w:t>
       </w:r>
       <w:proofErr w:type="spellStart"/>
       <w:r>
@@ -1901,15 +1789,7 @@
           <w:kern w:val="0"/>
           <w14:ligatures w14:val="none"/>
         </w:rPr>
-        <w:t xml:space="preserve"> per-gene CSVs, sharded by the first letter of the gene symbol; cell-ID order is read once per matrix from a sidecar meta.csv and aligned to the bundle's cell list via a permutation index, so cells missing from a matrix (activity is typically computed on a subset) appear as zero columns automatically. The R package owns preparation</w:t>
-      </w:r>
-      <w:r>
-        <w:rPr>
-          <w:rFonts w:ascii="Arial" w:hAnsi="Arial" w:cs="Arial"/>
-          <w:kern w:val="0"/>
-          <w14:ligatures w14:val="none"/>
-        </w:rPr>
-        <w:t xml:space="preserve">, which </w:t>
+        <w:t xml:space="preserve"> per-gene CSVs, sharded by the first letter of the gene symbol; cell-ID order is read once per matrix from a sidecar meta.csv and aligned to the bundle's cell list via a permutation index, so cells missing from a matrix (activity is typically computed on a subset) appear as zero columns automatically. The R package owns preparation, which </w:t>
       </w:r>
       <w:proofErr w:type="spellStart"/>
       <w:r>
@@ -1981,32 +1861,16 @@
           <w:kern w:val="0"/>
           <w14:ligatures w14:val="none"/>
         </w:rPr>
-        <w:t xml:space="preserve"> inputs and emits the bundle</w:t>
-      </w:r>
-      <w:r>
-        <w:rPr>
-          <w:rFonts w:ascii="Arial" w:hAnsi="Arial" w:cs="Arial"/>
-          <w:kern w:val="0"/>
-          <w14:ligatures w14:val="none"/>
-        </w:rPr>
-        <w:t xml:space="preserve">, </w:t>
-      </w:r>
-      <w:r>
-        <w:rPr>
-          <w:rFonts w:ascii="Arial" w:hAnsi="Arial" w:cs="Arial"/>
-          <w:kern w:val="0"/>
-          <w14:ligatures w14:val="none"/>
-        </w:rPr>
-        <w:t>and g</w:t>
-      </w:r>
-      <w:proofErr w:type="spellStart"/>
-      <w:r>
-        <w:rPr>
-          <w:rFonts w:ascii="Arial" w:hAnsi="Arial" w:cs="Arial"/>
-          <w:kern w:val="0"/>
-          <w14:ligatures w14:val="none"/>
-        </w:rPr>
-        <w:t>ene_</w:t>
+        <w:t xml:space="preserve"> inputs and emits the bundle, and </w:t>
+      </w:r>
+      <w:proofErr w:type="spellStart"/>
+      <w:r>
+        <w:rPr>
+          <w:rFonts w:ascii="Arial" w:hAnsi="Arial" w:cs="Arial"/>
+          <w:kern w:val="0"/>
+          <w14:ligatures w14:val="none"/>
+        </w:rPr>
+        <w:t>gene_</w:t>
       </w:r>
       <w:proofErr w:type="gramStart"/>
       <w:r>
@@ -2195,23 +2059,7 @@
           <w:b/>
           <w:bCs/>
         </w:rPr>
-        <w:t xml:space="preserve">3.1 Benchmarks: </w:t>
-      </w:r>
-      <w:r>
-        <w:rPr>
-          <w:rFonts w:ascii="Arial" w:hAnsi="Arial" w:cs="Arial"/>
-          <w:b/>
-          <w:bCs/>
-        </w:rPr>
-        <w:t>Bundle scaling</w:t>
-      </w:r>
-      <w:r>
-        <w:rPr>
-          <w:rFonts w:ascii="Arial" w:hAnsi="Arial" w:cs="Arial"/>
-          <w:b/>
-          <w:bCs/>
-        </w:rPr>
-        <w:t xml:space="preserve"> and </w:t>
+        <w:t xml:space="preserve">3.1 Benchmarks: Bundle scaling and </w:t>
       </w:r>
       <w:r>
         <w:rPr>
@@ -2502,31 +2350,7 @@
         <w:rPr>
           <w:rFonts w:ascii="Arial" w:hAnsi="Arial" w:cs="Arial"/>
         </w:rPr>
-        <w:t>yielding 28</w:t>
-      </w:r>
-      <w:r>
-        <w:rPr>
-          <w:rFonts w:ascii="Arial" w:hAnsi="Arial" w:cs="Arial"/>
-        </w:rPr>
-        <w:t xml:space="preserve"> </w:t>
-      </w:r>
-      <w:r>
-        <w:rPr>
-          <w:rFonts w:ascii="Arial" w:hAnsi="Arial" w:cs="Arial"/>
-        </w:rPr>
-        <w:t xml:space="preserve">configurations. Each configuration is rerun N = 5 times with independent random seeds; </w:t>
-      </w:r>
-      <w:r>
-        <w:rPr>
-          <w:rFonts w:ascii="Arial" w:hAnsi="Arial" w:cs="Arial"/>
-        </w:rPr>
-        <w:t>Figure 1B</w:t>
-      </w:r>
-      <w:r>
-        <w:rPr>
-          <w:rFonts w:ascii="Arial" w:hAnsi="Arial" w:cs="Arial"/>
-        </w:rPr>
-        <w:t xml:space="preserve"> reports means ± standard error across the five replicates, and the raw per-rep metrics </w:t>
+        <w:t xml:space="preserve">yielding 28 configurations. Each configuration is rerun N = 5 times with independent random seeds; Figure 1B reports means ± standard error across the five replicates, and the raw per-rep metrics </w:t>
       </w:r>
       <w:r>
         <w:rPr>
@@ -2562,13 +2386,7 @@
         <w:rPr>
           <w:rFonts w:ascii="Arial" w:hAnsi="Arial" w:cs="Arial"/>
         </w:rPr>
-        <w:t xml:space="preserve"> (140 rows</w:t>
-      </w:r>
-      <w:r>
-        <w:rPr>
-          <w:rFonts w:ascii="Arial" w:hAnsi="Arial" w:cs="Arial"/>
-        </w:rPr>
-        <w:t xml:space="preserve">). </w:t>
+        <w:t xml:space="preserve"> (140 rows). </w:t>
       </w:r>
       <w:r>
         <w:rPr>
@@ -2938,39 +2756,7 @@
           <w:kern w:val="0"/>
           <w14:ligatures w14:val="none"/>
         </w:rPr>
-        <w:t>13.5M total TF + SIG edges), three architectural patterns hold.</w:t>
-      </w:r>
-      <w:r>
-        <w:rPr>
-          <w:rFonts w:ascii="Arial" w:hAnsi="Arial" w:cs="Arial"/>
-          <w:kern w:val="0"/>
-          <w14:ligatures w14:val="none"/>
-        </w:rPr>
-        <w:t xml:space="preserve"> </w:t>
-      </w:r>
-      <w:r>
-        <w:rPr>
-          <w:rFonts w:ascii="Arial" w:hAnsi="Arial" w:cs="Arial"/>
-          <w:kern w:val="0"/>
-          <w14:ligatures w14:val="none"/>
-        </w:rPr>
-        <w:t>(1) Bundle size is governed by network edges, not cells. Bundle-MB per edge ≈ 100 B across the set: 2333 has the largest population (138K cells) but only a 106 MB bundle (913K edges), while 2326 has just 4,373 cells yet a 295 MB bundle (3.1M edges).</w:t>
-      </w:r>
-      <w:r>
-        <w:rPr>
-          <w:rFonts w:ascii="Arial" w:hAnsi="Arial" w:cs="Arial"/>
-          <w:kern w:val="0"/>
-          <w14:ligatures w14:val="none"/>
-        </w:rPr>
-        <w:t xml:space="preserve"> </w:t>
-      </w:r>
-      <w:r>
-        <w:rPr>
-          <w:rFonts w:ascii="Arial" w:hAnsi="Arial" w:cs="Arial"/>
-          <w:kern w:val="0"/>
-          <w14:ligatures w14:val="none"/>
-        </w:rPr>
-        <w:t xml:space="preserve">(2) Fetch latency is linear in </w:t>
+        <w:t xml:space="preserve">13.5M total TF + SIG edges), three architectural patterns hold. (1) Bundle size is governed by network edges, not cells. Bundle-MB per edge ≈ 100 B across the set: 2333 has the largest population (138K cells) but only a 106 MB bundle (913K edges), while 2326 has just 4,373 cells yet a 295 MB bundle (3.1M edges). (2) Fetch latency is linear in </w:t>
       </w:r>
       <w:proofErr w:type="spellStart"/>
       <w:r>
@@ -3056,23 +2842,7 @@
           <w:kern w:val="0"/>
           <w14:ligatures w14:val="none"/>
         </w:rPr>
-        <w:t>comfortably interactive up to ~100K, tractable at 138K.</w:t>
-      </w:r>
-      <w:r>
-        <w:rPr>
-          <w:rFonts w:ascii="Arial" w:hAnsi="Arial" w:cs="Arial"/>
-          <w:kern w:val="0"/>
-          <w14:ligatures w14:val="none"/>
-        </w:rPr>
-        <w:t xml:space="preserve"> </w:t>
-      </w:r>
-      <w:r>
-        <w:rPr>
-          <w:rFonts w:ascii="Arial" w:hAnsi="Arial" w:cs="Arial"/>
-          <w:kern w:val="0"/>
-          <w14:ligatures w14:val="none"/>
-        </w:rPr>
-        <w:t>(3) Prepare time is dominated by network sharding, not cells. 2333 (138K cells, 0.9M edges) finishes in 9,375 s</w:t>
+        <w:t>comfortably interactive up to ~100K, tractable at 138K. (3) Prepare time is dominated by network sharding, not cells. 2333 (138K cells, 0.9M edges) finishes in 9,375 s</w:t>
       </w:r>
       <w:r>
         <w:rPr>
@@ -3104,23 +2874,7 @@
           <w:kern w:val="0"/>
           <w14:ligatures w14:val="none"/>
         </w:rPr>
-        <w:t>while 2338 (96K cells, 13.5M edges) takes 70,729 s.</w:t>
-      </w:r>
-      <w:r>
-        <w:rPr>
-          <w:rFonts w:ascii="Arial" w:hAnsi="Arial" w:cs="Arial"/>
-          <w:kern w:val="0"/>
-          <w14:ligatures w14:val="none"/>
-        </w:rPr>
-        <w:t xml:space="preserve"> </w:t>
-      </w:r>
-      <w:r>
-        <w:rPr>
-          <w:rFonts w:ascii="Arial" w:hAnsi="Arial" w:cs="Arial"/>
-          <w:kern w:val="0"/>
-          <w14:ligatures w14:val="none"/>
-        </w:rPr>
-        <w:t>Cold load scales with bundle size alone (</w:t>
+        <w:t>while 2338 (96K cells, 13.5M edges) takes 70,729 s. Cold load scales with bundle size alone (</w:t>
       </w:r>
       <w:r>
         <w:rPr>
@@ -3200,13 +2954,7 @@
         <w:rPr>
           <w:rFonts w:ascii="Arial" w:hAnsi="Arial" w:cs="Arial"/>
         </w:rPr>
-        <w:t xml:space="preserve"> Portal solves visualization for the public studies it hosts, but its hosted-service architecture fails in these settings.</w:t>
-      </w:r>
-      <w:r>
-        <w:rPr>
-          <w:rFonts w:ascii="Arial" w:hAnsi="Arial" w:cs="Arial"/>
-        </w:rPr>
-        <w:t xml:space="preserve"> </w:t>
+        <w:t xml:space="preserve"> Portal solves visualization for the public studies it hosts, but its hosted-service architecture fails in these settings. </w:t>
       </w:r>
       <w:proofErr w:type="spellStart"/>
       <w:r>
@@ -3248,19 +2996,7 @@
         <w:rPr>
           <w:rFonts w:ascii="Arial" w:hAnsi="Arial" w:cs="Arial"/>
         </w:rPr>
-        <w:t xml:space="preserve"> shard tree of values, and two viewer packages</w:t>
-      </w:r>
-      <w:r>
-        <w:rPr>
-          <w:rFonts w:ascii="Arial" w:hAnsi="Arial" w:cs="Arial"/>
-        </w:rPr>
-        <w:t xml:space="preserve">: </w:t>
-      </w:r>
-      <w:r>
-        <w:rPr>
-          <w:rFonts w:ascii="Arial" w:hAnsi="Arial" w:cs="Arial"/>
-        </w:rPr>
-        <w:t>R (</w:t>
+        <w:t xml:space="preserve"> shard tree of values, and two viewer packages: R (</w:t>
       </w:r>
       <w:proofErr w:type="spellStart"/>
       <w:r>
@@ -3288,19 +3024,7 @@
         <w:rPr>
           <w:rFonts w:ascii="Arial" w:hAnsi="Arial" w:cs="Arial"/>
         </w:rPr>
-        <w:t>)</w:t>
-      </w:r>
-      <w:r>
-        <w:rPr>
-          <w:rFonts w:ascii="Arial" w:hAnsi="Arial" w:cs="Arial"/>
-        </w:rPr>
-        <w:t xml:space="preserve"> </w:t>
-      </w:r>
-      <w:r>
-        <w:rPr>
-          <w:rFonts w:ascii="Arial" w:hAnsi="Arial" w:cs="Arial"/>
-        </w:rPr>
-        <w:t xml:space="preserve">consume the same artifact through identical </w:t>
+        <w:t xml:space="preserve">) consume the same artifact through identical </w:t>
       </w:r>
       <w:proofErr w:type="spellStart"/>
       <w:r>
@@ -3356,19 +3080,7 @@
         <w:rPr>
           <w:rFonts w:ascii="Arial" w:hAnsi="Arial" w:cs="Arial"/>
         </w:rPr>
-        <w:t>) makes a directory of outputs immediately navigable with no central service.</w:t>
-      </w:r>
-      <w:r>
-        <w:rPr>
-          <w:rFonts w:ascii="Arial" w:hAnsi="Arial" w:cs="Arial"/>
-        </w:rPr>
-        <w:t xml:space="preserve"> </w:t>
-      </w:r>
-      <w:r>
-        <w:rPr>
-          <w:rFonts w:ascii="Arial" w:hAnsi="Arial" w:cs="Arial"/>
-        </w:rPr>
-        <w:t xml:space="preserve">The lazy contract holds in production. Across the 13 </w:t>
+        <w:t xml:space="preserve">) makes a directory of outputs immediately navigable with no central service. The lazy contract holds in production. Across the 13 </w:t>
       </w:r>
       <w:proofErr w:type="spellStart"/>
       <w:r>
@@ -3382,31 +3094,7 @@
         <w:rPr>
           <w:rFonts w:ascii="Arial" w:hAnsi="Arial" w:cs="Arial"/>
         </w:rPr>
-        <w:t xml:space="preserve"> Portal studies (4,373–138,268 cells; 0.7M–13.5M TF + SIG edges), bundles compress the input footprint up to 7×, cold-start load lands at 2.0</w:t>
-      </w:r>
-      <w:r>
-        <w:rPr>
-          <w:rFonts w:ascii="Arial" w:hAnsi="Arial" w:cs="Arial"/>
-        </w:rPr>
-        <w:t xml:space="preserve"> to </w:t>
-      </w:r>
-      <w:r>
-        <w:rPr>
-          <w:rFonts w:ascii="Arial" w:hAnsi="Arial" w:cs="Arial"/>
-        </w:rPr>
-        <w:t>34.3 s, and median per-gene fetch stays at 62</w:t>
-      </w:r>
-      <w:r>
-        <w:rPr>
-          <w:rFonts w:ascii="Arial" w:hAnsi="Arial" w:cs="Arial"/>
-        </w:rPr>
-        <w:t xml:space="preserve"> to </w:t>
-      </w:r>
-      <w:r>
-        <w:rPr>
-          <w:rFonts w:ascii="Arial" w:hAnsi="Arial" w:cs="Arial"/>
-        </w:rPr>
-        <w:t xml:space="preserve">1,208 </w:t>
+        <w:t xml:space="preserve"> Portal studies (4,373–138,268 cells; 0.7M–13.5M TF + SIG edges), bundles compress the input footprint up to 7×, cold-start load lands at 2.0 to 34.3 s, and median per-gene fetch stays at 62 to 1,208 </w:t>
       </w:r>
       <w:proofErr w:type="spellStart"/>
       <w:r>
@@ -3420,13 +3108,7 @@
         <w:rPr>
           <w:rFonts w:ascii="Arial" w:hAnsi="Arial" w:cs="Arial"/>
         </w:rPr>
-        <w:t xml:space="preserve">, </w:t>
-      </w:r>
-      <w:r>
-        <w:rPr>
-          <w:rFonts w:ascii="Arial" w:hAnsi="Arial" w:cs="Arial"/>
-        </w:rPr>
-        <w:t xml:space="preserve">interactive across the full production cell-count range. Discovery scales linearly at ~80 </w:t>
+        <w:t xml:space="preserve">, interactive across the full production cell-count range. Discovery scales linearly at ~80 </w:t>
       </w:r>
       <w:proofErr w:type="spellStart"/>
       <w:r>
@@ -3440,14 +3122,14 @@
         <w:rPr>
           <w:rFonts w:ascii="Arial" w:hAnsi="Arial" w:cs="Arial"/>
         </w:rPr>
-        <w:t xml:space="preserve"> per study (30 studies in &lt;3 s). Beyond scMI</w:t>
-      </w:r>
-      <w:proofErr w:type="spellStart"/>
-      <w:r>
-        <w:rPr>
-          <w:rFonts w:ascii="Arial" w:hAnsi="Arial" w:cs="Arial"/>
-        </w:rPr>
-        <w:t>NER</w:t>
+        <w:t xml:space="preserve"> per study (30 studies in &lt;3 s). Beyond </w:t>
+      </w:r>
+      <w:proofErr w:type="spellStart"/>
+      <w:r>
+        <w:rPr>
+          <w:rFonts w:ascii="Arial" w:hAnsi="Arial" w:cs="Arial"/>
+        </w:rPr>
+        <w:t>scMINER</w:t>
       </w:r>
       <w:proofErr w:type="spellEnd"/>
       <w:r>
@@ -3473,9 +3155,9 @@
       </w:pPr>
     </w:p>
     <w:sectPr>
-      <w:footerReference w:type="even" r:id="rId11"/>
-      <w:footerReference w:type="default" r:id="rId12"/>
-      <w:footerReference w:type="first" r:id="rId13"/>
+      <w:footerReference w:type="even" r:id="rId10"/>
+      <w:footerReference w:type="default" r:id="rId11"/>
+      <w:footerReference w:type="first" r:id="rId12"/>
       <w:pgSz w:w="12240" w:h="15840"/>
       <w:pgMar w:top="1440" w:right="1440" w:bottom="1440" w:left="1440" w:header="720" w:footer="720" w:gutter="0"/>
       <w:cols w:space="720"/>
@@ -4036,15 +3718,6 @@
   </w:abstractNum>
   <w:num w:numId="1" w16cid:durableId="238639889">
     <w:abstractNumId w:val="0"/>
-    <w:lvlOverride w:ilvl="0"/>
-    <w:lvlOverride w:ilvl="1"/>
-    <w:lvlOverride w:ilvl="2"/>
-    <w:lvlOverride w:ilvl="3"/>
-    <w:lvlOverride w:ilvl="4"/>
-    <w:lvlOverride w:ilvl="5"/>
-    <w:lvlOverride w:ilvl="6"/>
-    <w:lvlOverride w:ilvl="7"/>
-    <w:lvlOverride w:ilvl="8"/>
   </w:num>
 </w:numbering>
 </file>
@@ -4651,6 +4324,7 @@
   <w:style w:type="character" w:default="1" w:styleId="DefaultParagraphFont">
     <w:name w:val="Default Paragraph Font"/>
     <w:uiPriority w:val="1"/>
+    <w:semiHidden/>
     <w:unhideWhenUsed/>
   </w:style>
   <w:style w:type="table" w:default="1" w:styleId="TableNormal">

--- a/paper/manuscript-05182026/Manuscript-V1-HZ.docx
+++ b/paper/manuscript-05182026/Manuscript-V1-HZ.docx
@@ -70,6 +70,7 @@
           <w:rFonts w:ascii="Arial" w:hAnsi="Arial" w:cs="Arial"/>
         </w:rPr>
       </w:pPr>
+      <w:bookmarkStart w:id="1" w:name="OLE_LINK21"/>
       <w:r>
         <w:rPr>
           <w:rFonts w:ascii="Arial" w:hAnsi="Arial" w:cs="Arial"/>
@@ -111,6 +112,7 @@
         <w:t>provides interactive visualization on network access and centralized hosting, which is incompatible with sensitive datasets, air-gapped HPC clusters, and multi-study labs that want a local source of truth.</w:t>
       </w:r>
     </w:p>
+    <w:bookmarkEnd w:id="1"/>
     <w:p>
       <w:pPr>
         <w:pStyle w:val="FirstParagraph"/>
@@ -2603,7 +2605,7 @@
         </w:rPr>
         <w:t xml:space="preserve"> end-to-end. Like the bundle sweep, each cell of the grid runs five times with independent seeds (6 × 5 = 30 rows in </w:t>
       </w:r>
-      <w:bookmarkStart w:id="1" w:name="multi-study-discovery-scaling"/>
+      <w:bookmarkStart w:id="2" w:name="multi-study-discovery-scaling"/>
       <w:r>
         <w:rPr>
           <w:rStyle w:val="VerbatimChar"/>
@@ -2634,7 +2636,7 @@
         </w:rPr>
         <w:t xml:space="preserve"> Because the browser only reads per-study metadata (no matrix indexes), the test isolates the linear file-system scan from any data decoding.</w:t>
       </w:r>
-      <w:bookmarkEnd w:id="1"/>
+      <w:bookmarkEnd w:id="2"/>
     </w:p>
     <w:p>
       <w:pPr>
@@ -2685,7 +2687,7 @@
           <w14:ligatures w14:val="none"/>
         </w:rPr>
       </w:pPr>
-      <w:bookmarkStart w:id="2" w:name="OLE_LINK15"/>
+      <w:bookmarkStart w:id="3" w:name="OLE_LINK15"/>
       <w:r>
         <w:rPr>
           <w:rFonts w:ascii="Arial" w:hAnsi="Arial" w:cs="Arial"/>
@@ -2909,7 +2911,7 @@
         <w:t>34.3 s) and is independent of underlying matrix size. Bundles average 5.0 % of input size (median 8.3 %). Lazy-by-design holds: any study opens in seconds and serves per-gene plots in under 1.2 s.</w:t>
       </w:r>
     </w:p>
-    <w:bookmarkEnd w:id="2"/>
+    <w:bookmarkEnd w:id="3"/>
     <w:p>
       <w:pPr>
         <w:spacing w:line="276" w:lineRule="auto"/>
